--- a/crates/unluminous-word/tests/fixtures/tables.docx
+++ b/crates/unluminous-word/tests/fixtures/tables.docx
@@ -1310,7 +1310,7 @@
     <w:link w:val="Heading1Char"/>
     <w:uiPriority w:val="9"/>
     <w:qFormat/>
-    <w:rsid w:val="00AA5473"/>
+    <w:rsid w:val="00A71F27"/>
     <w:pPr>
       <w:keepNext/>
       <w:keepLines/>
@@ -1332,7 +1332,7 @@
     <w:uiPriority w:val="9"/>
     <w:unhideWhenUsed/>
     <w:qFormat/>
-    <w:rsid w:val="00AA5473"/>
+    <w:rsid w:val="00A71F27"/>
     <w:pPr>
       <w:keepNext/>
       <w:keepLines/>
@@ -1355,7 +1355,7 @@
     <w:semiHidden/>
     <w:unhideWhenUsed/>
     <w:qFormat/>
-    <w:rsid w:val="00AA5473"/>
+    <w:rsid w:val="00A71F27"/>
     <w:pPr>
       <w:keepNext/>
       <w:keepLines/>
@@ -1378,7 +1378,7 @@
     <w:semiHidden/>
     <w:unhideWhenUsed/>
     <w:qFormat/>
-    <w:rsid w:val="00AA5473"/>
+    <w:rsid w:val="00A71F27"/>
     <w:pPr>
       <w:keepNext/>
       <w:keepLines/>
@@ -1401,7 +1401,7 @@
     <w:semiHidden/>
     <w:unhideWhenUsed/>
     <w:qFormat/>
-    <w:rsid w:val="00AA5473"/>
+    <w:rsid w:val="00A71F27"/>
     <w:pPr>
       <w:keepNext/>
       <w:keepLines/>
@@ -1422,7 +1422,7 @@
     <w:semiHidden/>
     <w:unhideWhenUsed/>
     <w:qFormat/>
-    <w:rsid w:val="00AA5473"/>
+    <w:rsid w:val="00A71F27"/>
     <w:pPr>
       <w:keepNext/>
       <w:keepLines/>
@@ -1445,7 +1445,7 @@
     <w:semiHidden/>
     <w:unhideWhenUsed/>
     <w:qFormat/>
-    <w:rsid w:val="00AA5473"/>
+    <w:rsid w:val="00A71F27"/>
     <w:pPr>
       <w:keepNext/>
       <w:keepLines/>
@@ -1466,7 +1466,7 @@
     <w:semiHidden/>
     <w:unhideWhenUsed/>
     <w:qFormat/>
-    <w:rsid w:val="00AA5473"/>
+    <w:rsid w:val="00A71F27"/>
     <w:pPr>
       <w:keepNext/>
       <w:keepLines/>
@@ -1489,7 +1489,7 @@
     <w:semiHidden/>
     <w:unhideWhenUsed/>
     <w:qFormat/>
-    <w:rsid w:val="00AA5473"/>
+    <w:rsid w:val="00A71F27"/>
     <w:pPr>
       <w:keepNext/>
       <w:keepLines/>
@@ -1532,7 +1532,7 @@
     <w:basedOn w:val="DefaultParagraphFont"/>
     <w:link w:val="Heading1"/>
     <w:uiPriority w:val="9"/>
-    <w:rsid w:val="00AA5473"/>
+    <w:rsid w:val="00A71F27"/>
     <w:rPr>
       <w:rFonts w:asciiTheme="majorHAnsi" w:eastAsiaTheme="majorEastAsia" w:hAnsiTheme="majorHAnsi" w:cstheme="majorBidi"/>
       <w:color w:val="0F4761" w:themeColor="accent1" w:themeShade="BF"/>
@@ -1545,7 +1545,7 @@
     <w:basedOn w:val="DefaultParagraphFont"/>
     <w:link w:val="Heading2"/>
     <w:uiPriority w:val="9"/>
-    <w:rsid w:val="00AA5473"/>
+    <w:rsid w:val="00A71F27"/>
     <w:rPr>
       <w:rFonts w:asciiTheme="majorHAnsi" w:eastAsiaTheme="majorEastAsia" w:hAnsiTheme="majorHAnsi" w:cstheme="majorBidi"/>
       <w:color w:val="0F4761" w:themeColor="accent1" w:themeShade="BF"/>
@@ -1559,7 +1559,7 @@
     <w:link w:val="Heading3"/>
     <w:uiPriority w:val="9"/>
     <w:semiHidden/>
-    <w:rsid w:val="00AA5473"/>
+    <w:rsid w:val="00A71F27"/>
     <w:rPr>
       <w:rFonts w:eastAsiaTheme="majorEastAsia" w:cstheme="majorBidi"/>
       <w:color w:val="0F4761" w:themeColor="accent1" w:themeShade="BF"/>
@@ -1573,7 +1573,7 @@
     <w:link w:val="Heading4"/>
     <w:uiPriority w:val="9"/>
     <w:semiHidden/>
-    <w:rsid w:val="00AA5473"/>
+    <w:rsid w:val="00A71F27"/>
     <w:rPr>
       <w:rFonts w:eastAsiaTheme="majorEastAsia" w:cstheme="majorBidi"/>
       <w:i/>
@@ -1587,7 +1587,7 @@
     <w:link w:val="Heading5"/>
     <w:uiPriority w:val="9"/>
     <w:semiHidden/>
-    <w:rsid w:val="00AA5473"/>
+    <w:rsid w:val="00A71F27"/>
     <w:rPr>
       <w:rFonts w:eastAsiaTheme="majorEastAsia" w:cstheme="majorBidi"/>
       <w:color w:val="0F4761" w:themeColor="accent1" w:themeShade="BF"/>
@@ -1599,7 +1599,7 @@
     <w:link w:val="Heading6"/>
     <w:uiPriority w:val="9"/>
     <w:semiHidden/>
-    <w:rsid w:val="00AA5473"/>
+    <w:rsid w:val="00A71F27"/>
     <w:rPr>
       <w:rFonts w:eastAsiaTheme="majorEastAsia" w:cstheme="majorBidi"/>
       <w:i/>
@@ -1613,7 +1613,7 @@
     <w:link w:val="Heading7"/>
     <w:uiPriority w:val="9"/>
     <w:semiHidden/>
-    <w:rsid w:val="00AA5473"/>
+    <w:rsid w:val="00A71F27"/>
     <w:rPr>
       <w:rFonts w:eastAsiaTheme="majorEastAsia" w:cstheme="majorBidi"/>
       <w:color w:val="595959" w:themeColor="text1" w:themeTint="A6"/>
@@ -1625,7 +1625,7 @@
     <w:link w:val="Heading8"/>
     <w:uiPriority w:val="9"/>
     <w:semiHidden/>
-    <w:rsid w:val="00AA5473"/>
+    <w:rsid w:val="00A71F27"/>
     <w:rPr>
       <w:rFonts w:eastAsiaTheme="majorEastAsia" w:cstheme="majorBidi"/>
       <w:i/>
@@ -1639,7 +1639,7 @@
     <w:link w:val="Heading9"/>
     <w:uiPriority w:val="9"/>
     <w:semiHidden/>
-    <w:rsid w:val="00AA5473"/>
+    <w:rsid w:val="00A71F27"/>
     <w:rPr>
       <w:rFonts w:eastAsiaTheme="majorEastAsia" w:cstheme="majorBidi"/>
       <w:color w:val="272727" w:themeColor="text1" w:themeTint="D8"/>
@@ -1652,7 +1652,7 @@
     <w:link w:val="TitleChar"/>
     <w:uiPriority w:val="10"/>
     <w:qFormat/>
-    <w:rsid w:val="00AA5473"/>
+    <w:rsid w:val="00A71F27"/>
     <w:pPr>
       <w:spacing w:after="80" w:line="240" w:lineRule="auto"/>
       <w:contextualSpacing/>
@@ -1670,7 +1670,7 @@
     <w:basedOn w:val="DefaultParagraphFont"/>
     <w:link w:val="Title"/>
     <w:uiPriority w:val="10"/>
-    <w:rsid w:val="00AA5473"/>
+    <w:rsid w:val="00A71F27"/>
     <w:rPr>
       <w:rFonts w:asciiTheme="majorHAnsi" w:eastAsiaTheme="majorEastAsia" w:hAnsiTheme="majorHAnsi" w:cstheme="majorBidi"/>
       <w:spacing w:val="-10"/>
@@ -1686,7 +1686,7 @@
     <w:link w:val="SubtitleChar"/>
     <w:uiPriority w:val="11"/>
     <w:qFormat/>
-    <w:rsid w:val="00AA5473"/>
+    <w:rsid w:val="00A71F27"/>
     <w:pPr>
       <w:numPr>
         <w:ilvl w:val="1"/>
@@ -1705,7 +1705,7 @@
     <w:basedOn w:val="DefaultParagraphFont"/>
     <w:link w:val="Subtitle"/>
     <w:uiPriority w:val="11"/>
-    <w:rsid w:val="00AA5473"/>
+    <w:rsid w:val="00A71F27"/>
     <w:rPr>
       <w:rFonts w:eastAsiaTheme="majorEastAsia" w:cstheme="majorBidi"/>
       <w:color w:val="595959" w:themeColor="text1" w:themeTint="A6"/>
@@ -1721,7 +1721,7 @@
     <w:link w:val="QuoteChar"/>
     <w:uiPriority w:val="29"/>
     <w:qFormat/>
-    <w:rsid w:val="00AA5473"/>
+    <w:rsid w:val="00A71F27"/>
     <w:pPr>
       <w:spacing w:before="160"/>
       <w:jc w:val="center"/>
@@ -1737,7 +1737,7 @@
     <w:basedOn w:val="DefaultParagraphFont"/>
     <w:link w:val="Quote"/>
     <w:uiPriority w:val="29"/>
-    <w:rsid w:val="00AA5473"/>
+    <w:rsid w:val="00A71F27"/>
     <w:rPr>
       <w:i/>
       <w:iCs/>
@@ -1749,7 +1749,7 @@
     <w:basedOn w:val="Normal"/>
     <w:uiPriority w:val="34"/>
     <w:qFormat/>
-    <w:rsid w:val="00AA5473"/>
+    <w:rsid w:val="00A71F27"/>
     <w:pPr>
       <w:ind w:left="720"/>
       <w:contextualSpacing/>
@@ -1760,7 +1760,7 @@
     <w:basedOn w:val="DefaultParagraphFont"/>
     <w:uiPriority w:val="21"/>
     <w:qFormat/>
-    <w:rsid w:val="00AA5473"/>
+    <w:rsid w:val="00A71F27"/>
     <w:rPr>
       <w:i/>
       <w:iCs/>
@@ -1774,7 +1774,7 @@
     <w:link w:val="IntenseQuoteChar"/>
     <w:uiPriority w:val="30"/>
     <w:qFormat/>
-    <w:rsid w:val="00AA5473"/>
+    <w:rsid w:val="00A71F27"/>
     <w:pPr>
       <w:pBdr>
         <w:top w:val="single" w:sz="4" w:space="10" w:color="0F4761" w:themeColor="accent1" w:themeShade="BF"/>
@@ -1795,7 +1795,7 @@
     <w:basedOn w:val="DefaultParagraphFont"/>
     <w:link w:val="IntenseQuote"/>
     <w:uiPriority w:val="30"/>
-    <w:rsid w:val="00AA5473"/>
+    <w:rsid w:val="00A71F27"/>
     <w:rPr>
       <w:i/>
       <w:iCs/>
@@ -1807,7 +1807,7 @@
     <w:basedOn w:val="DefaultParagraphFont"/>
     <w:uiPriority w:val="32"/>
     <w:qFormat/>
-    <w:rsid w:val="00AA5473"/>
+    <w:rsid w:val="00A71F27"/>
     <w:rPr>
       <w:b/>
       <w:bCs/>
